--- a/Lab4/Architect_buổi4.docx
+++ b/Lab4/Architect_buổi4.docx
@@ -68,6 +68,9 @@
         <w:br/>
       </w:r>
       <w:r>
+        <w:rPr>
+          <w:noProof/>
+        </w:rPr>
         <w:drawing>
           <wp:inline distT="0" distB="0" distL="0" distR="0" wp14:anchorId="3A7EDFDE" wp14:editId="42F2ADE6">
             <wp:extent cx="5759450" cy="4405630"/>
@@ -119,6 +122,9 @@
         <w:br/>
       </w:r>
       <w:r>
+        <w:rPr>
+          <w:noProof/>
+        </w:rPr>
         <w:drawing>
           <wp:inline distT="0" distB="0" distL="0" distR="0" wp14:anchorId="263A96AA" wp14:editId="641873D8">
             <wp:extent cx="5759450" cy="2560320"/>
@@ -177,6 +183,9 @@
         <w:br/>
       </w:r>
       <w:r>
+        <w:rPr>
+          <w:noProof/>
+        </w:rPr>
         <w:drawing>
           <wp:inline distT="0" distB="0" distL="0" distR="0" wp14:anchorId="0A2543B1" wp14:editId="4E1E7331">
             <wp:extent cx="5759450" cy="2738755"/>
@@ -1372,6 +1381,7 @@
   <w:style w:type="character" w:default="1" w:styleId="DefaultParagraphFont">
     <w:name w:val="Default Paragraph Font"/>
     <w:uiPriority w:val="1"/>
+    <w:semiHidden/>
     <w:unhideWhenUsed/>
   </w:style>
   <w:style w:type="table" w:default="1" w:styleId="TableNormal">
